--- a/docs/14_GLOSARIO_DE_CONCEPTOS.docx
+++ b/docs/14_GLOSARIO_DE_CONCEPTOS.docx
@@ -934,7 +934,7 @@
           <w:b w:val="0"/>
           <w:sz w:val="22"/>
         </w:rPr>
-        <w:t>En el proyecto: tu API tiene 28 operaciones, todas bajo /api/v1.</w:t>
+        <w:t>En el proyecto: tu API tiene 32 operaciones, todas bajo /api/v1.</w:t>
       </w:r>
     </w:p>
     <w:p>

--- a/docs/14_GLOSARIO_DE_CONCEPTOS.docx
+++ b/docs/14_GLOSARIO_DE_CONCEPTOS.docx
@@ -367,7 +367,7 @@
           <w:b w:val="0"/>
           <w:sz w:val="22"/>
         </w:rPr>
-        <w:t>En el proyecto: una de las siete variables; fuera de rango impide que la planta</w:t>
+        <w:t>En el proyecto: una de las seis variables; fuera de rango impide que la planta</w:t>
       </w:r>
     </w:p>
     <w:p>
@@ -3103,7 +3103,7 @@
           <w:b w:val="0"/>
           <w:sz w:val="22"/>
         </w:rPr>
-        <w:t>En el proyecto: un módulo piloto, 7 variables, 2 roles; sin control de</w:t>
+        <w:t>En el proyecto: un módulo piloto, 6 variables, 2 roles; sin control de</w:t>
       </w:r>
     </w:p>
     <w:p>

--- a/docs/14_GLOSARIO_DE_CONCEPTOS.docx
+++ b/docs/14_GLOSARIO_DE_CONCEPTOS.docx
@@ -2941,7 +2941,7 @@
           <w:b w:val="0"/>
           <w:sz w:val="22"/>
         </w:rPr>
-        <w:t>En el proyecto: es el requisito mínimo 5: 84 confirmaciones en 10 fechas.</w:t>
+        <w:t>En el proyecto: es el requisito mínimo 5: 118 confirmaciones en 13 fechas.</w:t>
       </w:r>
     </w:p>
     <w:p>
@@ -3721,7 +3721,7 @@
                 <w:b w:val="0"/>
                 <w:sz w:val="20"/>
               </w:rPr>
-              <w:t>84 en 10 fechas</w:t>
+              <w:t>118 en 13 fechas</w:t>
             </w:r>
           </w:p>
         </w:tc>

--- a/docs/14_GLOSARIO_DE_CONCEPTOS.docx
+++ b/docs/14_GLOSARIO_DE_CONCEPTOS.docx
@@ -2941,7 +2941,7 @@
           <w:b w:val="0"/>
           <w:sz w:val="22"/>
         </w:rPr>
-        <w:t>En el proyecto: es el requisito mínimo 5: 118 confirmaciones en 13 fechas.</w:t>
+        <w:t>En el proyecto: es el requisito mínimo 5: 119 confirmaciones en 13 fechas.</w:t>
       </w:r>
     </w:p>
     <w:p>
@@ -3721,7 +3721,7 @@
                 <w:b w:val="0"/>
                 <w:sz w:val="20"/>
               </w:rPr>
-              <w:t>118 en 13 fechas</w:t>
+              <w:t>119 en 13 fechas</w:t>
             </w:r>
           </w:p>
         </w:tc>

--- a/docs/14_GLOSARIO_DE_CONCEPTOS.docx
+++ b/docs/14_GLOSARIO_DE_CONCEPTOS.docx
@@ -2941,7 +2941,7 @@
           <w:b w:val="0"/>
           <w:sz w:val="22"/>
         </w:rPr>
-        <w:t>En el proyecto: es el requisito mínimo 5: 119 confirmaciones en 13 fechas.</w:t>
+        <w:t>En el proyecto: es el requisito mínimo 5: 120 confirmaciones en 13 fechas.</w:t>
       </w:r>
     </w:p>
     <w:p>
@@ -3721,7 +3721,7 @@
                 <w:b w:val="0"/>
                 <w:sz w:val="20"/>
               </w:rPr>
-              <w:t>119 en 13 fechas</w:t>
+              <w:t>120 en 13 fechas</w:t>
             </w:r>
           </w:p>
         </w:tc>

--- a/docs/14_GLOSARIO_DE_CONCEPTOS.docx
+++ b/docs/14_GLOSARIO_DE_CONCEPTOS.docx
@@ -2941,7 +2941,7 @@
           <w:b w:val="0"/>
           <w:sz w:val="22"/>
         </w:rPr>
-        <w:t>En el proyecto: es el requisito mínimo 5: 120 confirmaciones en 13 fechas.</w:t>
+        <w:t>En el proyecto: es el requisito mínimo 5: 121 confirmaciones en 13 fechas.</w:t>
       </w:r>
     </w:p>
     <w:p>
@@ -3721,7 +3721,7 @@
                 <w:b w:val="0"/>
                 <w:sz w:val="20"/>
               </w:rPr>
-              <w:t>120 en 13 fechas</w:t>
+              <w:t>121 en 13 fechas</w:t>
             </w:r>
           </w:p>
         </w:tc>

--- a/docs/14_GLOSARIO_DE_CONCEPTOS.docx
+++ b/docs/14_GLOSARIO_DE_CONCEPTOS.docx
@@ -2941,7 +2941,7 @@
           <w:b w:val="0"/>
           <w:sz w:val="22"/>
         </w:rPr>
-        <w:t>En el proyecto: es el requisito mínimo 5: 121 confirmaciones en 13 fechas.</w:t>
+        <w:t>En el proyecto: es el requisito mínimo 5: 122 confirmaciones en 13 fechas.</w:t>
       </w:r>
     </w:p>
     <w:p>
@@ -3721,7 +3721,7 @@
                 <w:b w:val="0"/>
                 <w:sz w:val="20"/>
               </w:rPr>
-              <w:t>121 en 13 fechas</w:t>
+              <w:t>122 en 13 fechas</w:t>
             </w:r>
           </w:p>
         </w:tc>

--- a/docs/14_GLOSARIO_DE_CONCEPTOS.docx
+++ b/docs/14_GLOSARIO_DE_CONCEPTOS.docx
@@ -2941,7 +2941,7 @@
           <w:b w:val="0"/>
           <w:sz w:val="22"/>
         </w:rPr>
-        <w:t>En el proyecto: es el requisito mínimo 5: 122 confirmaciones en 13 fechas.</w:t>
+        <w:t>En el proyecto: es el requisito mínimo 5: 123 confirmaciones en 13 fechas.</w:t>
       </w:r>
     </w:p>
     <w:p>
@@ -3721,7 +3721,7 @@
                 <w:b w:val="0"/>
                 <w:sz w:val="20"/>
               </w:rPr>
-              <w:t>122 en 13 fechas</w:t>
+              <w:t>123 en 13 fechas</w:t>
             </w:r>
           </w:p>
         </w:tc>

--- a/docs/14_GLOSARIO_DE_CONCEPTOS.docx
+++ b/docs/14_GLOSARIO_DE_CONCEPTOS.docx
@@ -2941,7 +2941,7 @@
           <w:b w:val="0"/>
           <w:sz w:val="22"/>
         </w:rPr>
-        <w:t>En el proyecto: es el requisito mínimo 5: 123 confirmaciones en 13 fechas.</w:t>
+        <w:t>En el proyecto: es el requisito mínimo 5: 124 confirmaciones en 13 fechas.</w:t>
       </w:r>
     </w:p>
     <w:p>
@@ -3721,7 +3721,7 @@
                 <w:b w:val="0"/>
                 <w:sz w:val="20"/>
               </w:rPr>
-              <w:t>123 en 13 fechas</w:t>
+              <w:t>124 en 13 fechas</w:t>
             </w:r>
           </w:p>
         </w:tc>

--- a/docs/14_GLOSARIO_DE_CONCEPTOS.docx
+++ b/docs/14_GLOSARIO_DE_CONCEPTOS.docx
@@ -2941,7 +2941,7 @@
           <w:b w:val="0"/>
           <w:sz w:val="22"/>
         </w:rPr>
-        <w:t>En el proyecto: es el requisito mínimo 5: 124 confirmaciones en 13 fechas.</w:t>
+        <w:t>En el proyecto: es el requisito mínimo 5: 125 confirmaciones en 13 fechas.</w:t>
       </w:r>
     </w:p>
     <w:p>
@@ -3721,7 +3721,7 @@
                 <w:b w:val="0"/>
                 <w:sz w:val="20"/>
               </w:rPr>
-              <w:t>124 en 13 fechas</w:t>
+              <w:t>125 en 13 fechas</w:t>
             </w:r>
           </w:p>
         </w:tc>
